--- a/dashboard/public/iran-war/reports/02_iran_regime_scenarios_v2.docx
+++ b/dashboard/public/iran-war/reports/02_iran_regime_scenarios_v2.docx
@@ -67,7 +67,7 @@
         <w:rPr>
           <w:rFonts w:hint="eastAsia"/>
         </w:rPr>
-        <w:t xml:space="preserve">2025–2026年的两次军事打击，在伊朗历史上首次同时实现三件事：斩首最高领袖、大规模摧毁IRGC军事存量、造成经济结构性崩溃。在此之前，这台政权机器在46年里扛过了两伊战争、经济崩溃、绿色运动等多次重大危机，并且每次危机之后都变得更强。</w:t>
+        <w:t xml:space="preserve">2025–2026年的两次军事打击，在伊朗历史上首次同时实现三件事：斩首最高领袖、大规模摧毁IRGC（伊斯兰革命卫队，伊朗政权的核心武装力量）军事存量、造成经济结构性崩溃。在此之前，这台政权机器在46年里扛过了两伊战争、经济崩溃、绿色运动等多次重大危机，并且每次危机之后都变得更强。</w:t>
       </w:r>
     </w:p>
     <w:p>
@@ -274,7 +274,7 @@
         <w:rPr>
           <w:rFonts w:hint="eastAsia"/>
         </w:rPr>
-        <w:t xml:space="preserve">al-Anbiya建设总部（IRGC的工程-商业子集团，控制大量政府基础设施合同）为核心——</w:t>
+        <w:t xml:space="preserve">al-Anbiya（伊朗革命卫队旗下的建设工程集团，控制大量政府基础设施合同）建设总部为核心——</w:t>
       </w:r>
       <w:hyperlink r:id="rId10">
         <w:r>
@@ -316,7 +316,7 @@
           <w:b/>
           <w:bCs/>
         </w:rPr>
-        <w:t xml:space="preserve">Rahbari）</w:t>
+        <w:t xml:space="preserve">Rahbari，即”领袖之家”）</w:t>
       </w:r>
       <w:r>
         <w:rPr>
@@ -933,7 +933,7 @@
         <w:rPr>
           <w:rFonts w:hint="eastAsia"/>
         </w:rPr>
-        <w:t xml:space="preserve">authoritarianism”（适应性威权主义）。2026年他在</w:t>
+        <w:t xml:space="preserve">authoritarianism”（适应性威权主义，指政权通过主动调整来应对冲击而非被动承压的机制）。2026年他在</w:t>
       </w:r>
       <w:hyperlink r:id="rId16">
         <w:r>
@@ -1330,7 +1330,7 @@
         <w:rPr>
           <w:rFonts w:hint="eastAsia"/>
         </w:rPr>
-        <w:t xml:space="preserve">：前国家安全委员会主席Ali</w:t>
+        <w:t xml:space="preserve">：前SNSC（伊朗最高国家安全委员会）主席Ali</w:t>
       </w:r>
       <w:r>
         <w:t xml:space="preserve"> </w:t>
@@ -1779,10 +1779,19 @@
         <w:r>
           <w:rPr>
             <w:rStyle w:val="Hyperlink"/>
+            <w:rFonts w:hint="eastAsia"/>
             <w:b/>
             <w:bCs/>
           </w:rPr>
-          <w:t xml:space="preserve">FDD Mark Dubowitz 2025-12</w:t>
+          <w:t xml:space="preserve">FDD（捍卫民主基金会，美国右翼对伊强硬智库）Mark</w:t>
+        </w:r>
+        <w:r>
+          <w:rPr>
+            <w:rStyle w:val="Hyperlink"/>
+            <w:b/>
+            <w:bCs/>
+          </w:rPr>
+          <w:t xml:space="preserve"> Dubowitz 2025-12</w:t>
         </w:r>
       </w:hyperlink>
       <w:r>
@@ -1895,22 +1904,7 @@
           <w:b/>
           <w:bCs/>
         </w:rPr>
-        <w:t xml:space="preserve">【已知数据，来源：IAEA</w:t>
-      </w:r>
-      <w:r>
-        <w:rPr>
-          <w:b/>
-          <w:bCs/>
-        </w:rPr>
-        <w:t xml:space="preserve"> </w:t>
-      </w:r>
-      <w:r>
-        <w:rPr>
-          <w:rFonts w:hint="eastAsia"/>
-          <w:b/>
-          <w:bCs/>
-        </w:rPr>
-        <w:t xml:space="preserve">2025年11月季度报告】</w:t>
+        <w:t xml:space="preserve">【已知数据，来源：IAEA（国际原子能机构）2025年11月季度报告】</w:t>
       </w:r>
       <w:r>
         <w:t xml:space="preserve"> </w:t>
@@ -3143,7 +3137,7 @@
         <w:rPr>
           <w:rFonts w:hint="eastAsia"/>
         </w:rPr>
-        <w:t xml:space="preserve">（PJAK武装，西部边境）</w:t>
+        <w:t xml:space="preserve">（PJAK（库尔德自由生活党，伊朗库尔德武装）武装，西部边境）</w:t>
       </w:r>
       <w:r>
         <w:t xml:space="preserve"> </w:t>
@@ -3189,7 +3183,7 @@
         <w:rPr>
           <w:rFonts w:hint="eastAsia"/>
         </w:rPr>
-        <w:t xml:space="preserve">（ASMLA武装，控制伊朗约80%石油储量所在地区）</w:t>
+        <w:t xml:space="preserve">（ASMLA（阿瓦士解放阿拉伯人斗争运动，伊朗胡齐斯坦省阿拉伯武装）武装，控制伊朗约80%石油储量所在地区）</w:t>
       </w:r>
       <w:r>
         <w:t xml:space="preserve"> </w:t>
@@ -3220,7 +3214,7 @@
         <w:rPr>
           <w:rFonts w:hint="eastAsia"/>
         </w:rPr>
-        <w:t xml:space="preserve">al-Adl武装，东南角对接巴基斯坦Balochistan）</w:t>
+        <w:t xml:space="preserve">al-Adl（正义军，伊朗俾路支逊尼派武装）武装，东南角对接巴基斯坦Balochistan）</w:t>
       </w:r>
     </w:p>
     <w:p>
@@ -3254,7 +3248,7 @@
         <w:rPr>
           <w:rFonts w:hint="eastAsia"/>
         </w:rPr>
-        <w:t xml:space="preserve">伊拉克：PMF（人民动员力量）失去德黑兰后盾，碎片化；伊拉克Sunni/Shia/Kurd三分裂内核通过PMF反向被激活</w:t>
+        <w:t xml:space="preserve">伊拉克：PMF（人民动员力量，伊拉克什叶派民兵联合组织）失去德黑兰后盾，碎片化；伊拉克Sunni/Shia/Kurd三分裂内核通过PMF反向被激活</w:t>
       </w:r>
       <w:r>
         <w:t xml:space="preserve"> </w:t>
@@ -3543,7 +3537,7 @@
           <w:b/>
           <w:bCs/>
         </w:rPr>
-        <w:t xml:space="preserve">第二层：结构性削弱（向下调整20–30%）</w:t>
+        <w:t xml:space="preserve">第二层：结构性削弱（向下调整20–30个百分点（pp））</w:t>
       </w:r>
       <w:r>
         <w:br/>
@@ -3608,7 +3602,7 @@
         <w:rPr>
           <w:rFonts w:hint="eastAsia"/>
         </w:rPr>
-        <w:t xml:space="preserve">这三者叠加，把历史基率从60–70%往下拉了约20–30个百分点，最终”维持+停火维持”合计约为40–45%。</w:t>
+        <w:t xml:space="preserve">这三者叠加，把历史基率从60–70%往下拉了约20–30pp（百分点），最终”维持+停火维持”合计约为40–45%。</w:t>
       </w:r>
     </w:p>
     <w:p>
@@ -4688,7 +4682,7 @@
         <w:rPr>
           <w:rFonts w:hint="eastAsia"/>
         </w:rPr>
-        <w:t xml:space="preserve">mb/d扩产至7</w:t>
+        <w:t xml:space="preserve">mb/d（百万桶/天，石油流量单位）扩产至7</w:t>
       </w:r>
       <w:r>
         <w:t xml:space="preserve"> </w:t>

--- a/dashboard/public/iran-war/reports/02_iran_regime_scenarios_v2.docx
+++ b/dashboard/public/iran-war/reports/02_iran_regime_scenarios_v2.docx
@@ -2,7 +2,7 @@
 <file path=word/document.xml><?xml version="1.0" encoding="utf-8"?>
 <w:document xmlns:w="http://schemas.openxmlformats.org/wordprocessingml/2006/main" xmlns:m="http://schemas.openxmlformats.org/officeDocument/2006/math" xmlns:r="http://schemas.openxmlformats.org/officeDocument/2006/relationships" xmlns:o="urn:schemas-microsoft-com:office:office" xmlns:v="urn:schemas-microsoft-com:vml" xmlns:w10="urn:schemas-microsoft-com:office:word" xmlns:a="http://schemas.openxmlformats.org/drawingml/2006/main" xmlns:pic="http://schemas.openxmlformats.org/drawingml/2006/picture" xmlns:wp="http://schemas.openxmlformats.org/drawingml/2006/wordprocessingDrawing">
   <w:body>
-    <w:bookmarkStart w:id="85" w:name="伊朗政权的四种前景"/>
+    <w:bookmarkStart w:id="86" w:name="伊朗政权的四种前景"/>
     <w:p>
       <w:pPr>
         <w:pStyle w:val="Heading1"/>
@@ -2527,7 +2527,20 @@
             <w:rStyle w:val="Hyperlink"/>
             <w:rFonts w:hint="eastAsia"/>
           </w:rPr>
-          <w:t xml:space="preserve">Maloney（Brookings/CFR）</w:t>
+          <w:t xml:space="preserve">Maloney（Brookings/Foreign</w:t>
+        </w:r>
+        <w:r>
+          <w:rPr>
+            <w:rStyle w:val="Hyperlink"/>
+          </w:rPr>
+          <w:t xml:space="preserve"> </w:t>
+        </w:r>
+        <w:r>
+          <w:rPr>
+            <w:rStyle w:val="Hyperlink"/>
+            <w:rFonts w:hint="eastAsia"/>
+          </w:rPr>
+          <w:t xml:space="preserve">Affairs）</w:t>
         </w:r>
       </w:hyperlink>
       <w:r>
@@ -2974,7 +2987,7 @@
             <w:rStyle w:val="Hyperlink"/>
             <w:rFonts w:hint="eastAsia"/>
           </w:rPr>
-          <w:t xml:space="preserve">2026年3月评论</w:t>
+          <w:t xml:space="preserve">2026年3月评论（链接待核实）</w:t>
         </w:r>
       </w:hyperlink>
       <w:r>
@@ -3369,20 +3382,20 @@
             <w:rStyle w:val="Hyperlink"/>
             <w:rFonts w:hint="eastAsia"/>
           </w:rPr>
-          <w:t xml:space="preserve">Byman（CSIS《The</w:t>
+          <w:t xml:space="preserve">Byman（CSIS《Why</w:t>
         </w:r>
         <w:r>
           <w:rPr>
             <w:rStyle w:val="Hyperlink"/>
           </w:rPr>
-          <w:t xml:space="preserve"> Limits of a Decapitation Strategy for </w:t>
+          <w:t xml:space="preserve"> Decapitation Will Not Solve the United States’ Iran </w:t>
         </w:r>
         <w:r>
           <w:rPr>
             <w:rStyle w:val="Hyperlink"/>
             <w:rFonts w:hint="eastAsia"/>
           </w:rPr>
-          <w:t xml:space="preserve">Iran》2026）</w:t>
+          <w:t xml:space="preserve">Problem》2026）</w:t>
         </w:r>
       </w:hyperlink>
       <w:r>
@@ -4868,7 +4881,7 @@
             <w:b/>
             <w:bCs/>
           </w:rPr>
-          <w:t xml:space="preserve">Hanna Notte 2026-05《Not the World Russia Wants》</w:t>
+          <w:t xml:space="preserve">Hanna Notte 2026-05《This Is Not the World Russia Wants》</w:t>
         </w:r>
       </w:hyperlink>
       <w:r>
@@ -4967,7 +4980,7 @@
     </w:p>
     <w:bookmarkEnd w:id="71"/>
     <w:bookmarkEnd w:id="72"/>
-    <w:bookmarkStart w:id="78" w:name="九专家意见分布与本报告定位"/>
+    <w:bookmarkStart w:id="79" w:name="九专家意见分布与本报告定位"/>
     <w:p>
       <w:pPr>
         <w:pStyle w:val="Heading2"/>
@@ -5026,7 +5039,24 @@
             <w:b/>
             <w:bCs/>
           </w:rPr>
-          <w:t xml:space="preserve">Maloney（Brookings/CFR）</w:t>
+          <w:t xml:space="preserve">Maloney（Brookings/Foreign</w:t>
+        </w:r>
+        <w:r>
+          <w:rPr>
+            <w:rStyle w:val="Hyperlink"/>
+            <w:b/>
+            <w:bCs/>
+          </w:rPr>
+          <w:t xml:space="preserve"> </w:t>
+        </w:r>
+        <w:r>
+          <w:rPr>
+            <w:rStyle w:val="Hyperlink"/>
+            <w:rFonts w:hint="eastAsia"/>
+            <w:b/>
+            <w:bCs/>
+          </w:rPr>
+          <w:t xml:space="preserve">Affairs）</w:t>
         </w:r>
       </w:hyperlink>
       <w:r>
@@ -5150,7 +5180,7 @@
       </w:r>
     </w:p>
     <w:bookmarkEnd w:id="76"/>
-    <w:bookmarkStart w:id="77" w:name="adaptive-authoritarianism框架"/>
+    <w:bookmarkStart w:id="78" w:name="adaptive-authoritarianism框架"/>
     <w:p>
       <w:pPr>
         <w:pStyle w:val="Heading3"/>
@@ -5230,7 +5260,24 @@
         <w:rPr>
           <w:rFonts w:hint="eastAsia"/>
         </w:rPr>
-        <w:t xml:space="preserve">：这是目前学术文献中对IRGC韧性机制分析最系统的框架。本报告将其作为”历史基率”判断的主要学术依据，同时指出Golkar的2026年Wiley论文写于Epic</w:t>
+        <w:t xml:space="preserve">：这是目前学术文献中对IRGC韧性机制分析最系统的框架。Wiley同行评审论文见</w:t>
+      </w:r>
+      <w:r>
+        <w:t xml:space="preserve"> </w:t>
+      </w:r>
+      <w:hyperlink r:id="rId77">
+        <w:r>
+          <w:rPr>
+            <w:rStyle w:val="Hyperlink"/>
+          </w:rPr>
+          <w:t xml:space="preserve">Authoritarian Upgrading in Action</w:t>
+        </w:r>
+      </w:hyperlink>
+      <w:r>
+        <w:rPr>
+          <w:rFonts w:hint="eastAsia"/>
+        </w:rPr>
+        <w:t xml:space="preserve">。本报告将其作为”历史基率”判断的主要学术依据，同时指出Golkar的2026年Wiley论文写于Epic</w:t>
       </w:r>
       <w:r>
         <w:t xml:space="preserve"> </w:t>
@@ -5249,9 +5296,9 @@
         </w:pict>
       </w:r>
     </w:p>
-    <w:bookmarkEnd w:id="77"/>
     <w:bookmarkEnd w:id="78"/>
-    <w:bookmarkStart w:id="83" w:name="十本报告判断可能错在哪"/>
+    <w:bookmarkEnd w:id="79"/>
+    <w:bookmarkStart w:id="84" w:name="十本报告判断可能错在哪"/>
     <w:p>
       <w:pPr>
         <w:pStyle w:val="Heading2"/>
@@ -5274,7 +5321,7 @@
         <w:t xml:space="preserve">这是最重要的章节。任何严肃的分析都必须给出它自己最可能的失败模式。</w:t>
       </w:r>
     </w:p>
-    <w:bookmarkStart w:id="79" w:name="可能高估维持的理由"/>
+    <w:bookmarkStart w:id="80" w:name="可能高估维持的理由"/>
     <w:p>
       <w:pPr>
         <w:pStyle w:val="Heading3"/>
@@ -5385,8 +5432,8 @@
         <w:t xml:space="preserve">的维持成本可能超出其自我筹资能力。本报告对此效应的时间滞后可能估计不足。</w:t>
       </w:r>
     </w:p>
-    <w:bookmarkEnd w:id="79"/>
-    <w:bookmarkStart w:id="80" w:name="可能低估维持的理由"/>
+    <w:bookmarkEnd w:id="80"/>
+    <w:bookmarkStart w:id="81" w:name="可能低估维持的理由"/>
     <w:p>
       <w:pPr>
         <w:pStyle w:val="Heading3"/>
@@ -5453,8 +5500,8 @@
         <w:t xml:space="preserve">：中国（折扣油来源）、俄罗斯（战略缓冲）、伊拉克PMF（政治支柱）都有强烈的理由支持伊朗政权延续。这些外部支撑的韧性可能比本报告估计的更强。</w:t>
       </w:r>
     </w:p>
-    <w:bookmarkEnd w:id="80"/>
-    <w:bookmarkStart w:id="81" w:name="可能高估快速瓦解的理由"/>
+    <w:bookmarkEnd w:id="81"/>
+    <w:bookmarkStart w:id="82" w:name="可能高估快速瓦解的理由"/>
     <w:p>
       <w:pPr>
         <w:pStyle w:val="Heading3"/>
@@ -5512,8 +5559,8 @@
         <w:t xml:space="preserve">：市场可能比分析师更早消化了”即便重伤的政权仍有高延续性”这一判断。</w:t>
       </w:r>
     </w:p>
-    <w:bookmarkEnd w:id="81"/>
-    <w:bookmarkStart w:id="82" w:name="系统性局限"/>
+    <w:bookmarkEnd w:id="82"/>
+    <w:bookmarkStart w:id="83" w:name="系统性局限"/>
     <w:p>
       <w:pPr>
         <w:pStyle w:val="Heading3"/>
@@ -5569,9 +5616,9 @@
         </w:pict>
       </w:r>
     </w:p>
-    <w:bookmarkEnd w:id="82"/>
     <w:bookmarkEnd w:id="83"/>
-    <w:bookmarkStart w:id="84" w:name="附录关键数据汇总"/>
+    <w:bookmarkEnd w:id="84"/>
+    <w:bookmarkStart w:id="85" w:name="附录关键数据汇总"/>
     <w:p>
       <w:pPr>
         <w:pStyle w:val="Heading2"/>
@@ -6534,8 +6581,8 @@
         <w:t xml:space="preserve">2025-11季度报告、EIA。</w:t>
       </w:r>
     </w:p>
-    <w:bookmarkEnd w:id="84"/>
     <w:bookmarkEnd w:id="85"/>
+    <w:bookmarkEnd w:id="86"/>
     <w:sectPr>
       <w:footnotePr>
         <w:numRestart w:val="eachSect"/>
